--- a/reports/presentation_outline.docx
+++ b/reports/presentation_outline.docx
@@ -107,13 +107,71 @@
       <w:r>
         <w:t xml:space="preserve">Dashboard</w:t>
       </w:r>
+      <w:r>
+        <w:t xml:space="preserve"> </w:t>
+      </w:r>
+      <w:r>
+        <w:t xml:space="preserve">·</w:t>
+      </w:r>
+      <w:r>
+        <w:t xml:space="preserve"> </w:t>
+      </w:r>
+      <w:r>
+        <w:t xml:space="preserve">matches</w:t>
+      </w:r>
+      <w:r>
+        <w:t xml:space="preserve"> </w:t>
+      </w:r>
+      <w:r>
+        <w:t xml:space="preserve">the</w:t>
+      </w:r>
+      <w:r>
+        <w:t xml:space="preserve"> </w:t>
+      </w:r>
+      <w:r>
+        <w:t xml:space="preserve">slide</w:t>
+      </w:r>
+      <w:r>
+        <w:t xml:space="preserve"> </w:t>
+      </w:r>
+      <w:r>
+        <w:t xml:space="preserve">deck</w:t>
+      </w:r>
+      <w:r>
+        <w:t xml:space="preserve"> </w:t>
+      </w:r>
+      <w:r>
+        <w:t xml:space="preserve">of</w:t>
+      </w:r>
+      <w:r>
+        <w:t xml:space="preserve"> </w:t>
+      </w:r>
+      <w:r>
+        <w:t xml:space="preserve">29-Oct-2026</w:t>
+      </w:r>
     </w:p>
     <w:p>
       <w:pPr>
         <w:pStyle w:val="FirstParagraph"/>
       </w:pPr>
       <w:r>
-        <w:t xml:space="preserve">Timing assumes 10 slides plus a 5-minute live demo. Speaker allocation is a suggestion; every member must be able to answer questions on any slide.</w:t>
+        <w:t xml:space="preserve">The slide deck (16 slides, speaker notes on every slide) is published as a Slides artifact and can be downloaded as PowerPoint or PDF. Timing: slides 2–7 about 5 minutes, live demonstration 5 minutes, slides 9–15 about 5 minutes. Speakers are a suggestion;</w:t>
+      </w:r>
+      <w:r>
+        <w:t xml:space="preserve"> </w:t>
+      </w:r>
+      <w:r>
+        <w:rPr>
+          <w:bCs/>
+          <w:b/>
+        </w:rPr>
+        <w:t xml:space="preserve">every member must be able to explain any formula or number</w:t>
+      </w:r>
+      <w:r>
+        <w:t xml:space="preserve"> </w:t>
+      </w:r>
+      <w:r>
+        <w:t xml:space="preserve">(course guidelines, Section 6).</w:t>
       </w:r>
     </w:p>
     <w:tbl>
@@ -174,7 +232,7 @@
               <w:rPr>
                 <w:sz w:val="18"/>
               </w:rPr>
-              <w:t xml:space="preserve">Content (keep slides light; detail is in speaker notes)</w:t>
+              <w:t xml:space="preserve">Key content</w:t>
             </w:r>
           </w:p>
         </w:tc>
@@ -204,7 +262,7 @@
               <w:rPr>
                 <w:sz w:val="18"/>
               </w:rPr>
-              <w:t xml:space="preserve">Suggested speaker</w:t>
+              <w:t xml:space="preserve">Speaker</w:t>
             </w:r>
           </w:p>
         </w:tc>
@@ -236,22 +294,22 @@
               <w:rPr>
                 <w:sz w:val="18"/>
               </w:rPr>
-              <w:t xml:space="preserve">Title and team</w:t>
-            </w:r>
-          </w:p>
-        </w:tc>
-        <w:tc>
-          <w:tcPr/>
-          <w:p>
-            <w:pPr>
-              <w:pStyle w:val="Compact"/>
-              <w:jc w:val="left"/>
-            </w:pPr>
-            <w:r>
-              <w:rPr>
-                <w:sz w:val="18"/>
-              </w:rPr>
-              <w:t xml:space="preserve">Project, topic, five names and roles</w:t>
+              <w:t xml:space="preserve">Earned Value Management Dashboard</w:t>
+            </w:r>
+          </w:p>
+        </w:tc>
+        <w:tc>
+          <w:tcPr/>
+          <w:p>
+            <w:pPr>
+              <w:pStyle w:val="Compact"/>
+              <w:jc w:val="left"/>
+            </w:pPr>
+            <w:r>
+              <w:rPr>
+                <w:sz w:val="18"/>
+              </w:rPr>
+              <w:t xml:space="preserve">Team and roles; the question the tool answers</w:t>
             </w:r>
           </w:p>
         </w:tc>
@@ -313,22 +371,7 @@
               <w:rPr>
                 <w:sz w:val="18"/>
               </w:rPr>
-              <w:t xml:space="preserve">The problem</w:t>
-            </w:r>
-          </w:p>
-        </w:tc>
-        <w:tc>
-          <w:tcPr/>
-          <w:p>
-            <w:pPr>
-              <w:pStyle w:val="Compact"/>
-              <w:jc w:val="left"/>
-            </w:pPr>
-            <w:r>
-              <w:rPr>
-                <w:sz w:val="18"/>
-              </w:rPr>
-              <w:t xml:space="preserve">Overruns found too late. A budget-vs-actual report says</w:t>
+              <w:t xml:space="preserve">A cost report can call a losing project</w:t>
             </w:r>
             <w:r>
               <w:rPr>
@@ -346,7 +389,7 @@
               <w:rPr>
                 <w:sz w:val="18"/>
               </w:rPr>
-              <w:t xml:space="preserve">₹137 lakh spent vs ₹146 lakh planned — under budget</w:t>
+              <w:t xml:space="preserve">under budget</w:t>
             </w:r>
             <w:r>
               <w:rPr>
@@ -354,11 +397,1309 @@
               </w:rPr>
               <w:t xml:space="preserve">”</w:t>
             </w:r>
-            <w:r>
-              <w:rPr>
-                <w:sz w:val="18"/>
-              </w:rPr>
-              <w:t xml:space="preserve">; EVM says the same project is behind</w:t>
+          </w:p>
+        </w:tc>
+        <w:tc>
+          <w:tcPr/>
+          <w:p>
+            <w:pPr>
+              <w:pStyle w:val="Compact"/>
+              <w:jc w:val="left"/>
+            </w:pPr>
+            <w:r>
+              <w:rPr>
+                <w:sz w:val="18"/>
+              </w:rPr>
+              <w:t xml:space="preserve">Benchmark 31-Jan-2026: AC ₹137 lakh &lt; PV ₹146 lakh, yet EV ₹128 lakh → CV −9, SV −18</w:t>
+            </w:r>
+          </w:p>
+        </w:tc>
+        <w:tc>
+          <w:tcPr/>
+          <w:p>
+            <w:pPr>
+              <w:pStyle w:val="Compact"/>
+              <w:jc w:val="left"/>
+            </w:pPr>
+            <w:r>
+              <w:rPr>
+                <w:sz w:val="18"/>
+              </w:rPr>
+              <w:t xml:space="preserve">1:00</w:t>
+            </w:r>
+          </w:p>
+        </w:tc>
+        <w:tc>
+          <w:tcPr/>
+          <w:p>
+            <w:pPr>
+              <w:pStyle w:val="Compact"/>
+              <w:jc w:val="left"/>
+            </w:pPr>
+            <w:r>
+              <w:rPr>
+                <w:sz w:val="18"/>
+              </w:rPr>
+              <w:t xml:space="preserve">Prashant</w:t>
+            </w:r>
+          </w:p>
+        </w:tc>
+      </w:tr>
+      <w:tr>
+        <w:tc>
+          <w:tcPr/>
+          <w:p>
+            <w:pPr>
+              <w:pStyle w:val="Compact"/>
+              <w:jc w:val="left"/>
+            </w:pPr>
+            <w:r>
+              <w:rPr>
+                <w:sz w:val="18"/>
+              </w:rPr>
+              <w:t xml:space="preserve">3</w:t>
+            </w:r>
+          </w:p>
+        </w:tc>
+        <w:tc>
+          <w:tcPr/>
+          <w:p>
+            <w:pPr>
+              <w:pStyle w:val="Compact"/>
+              <w:jc w:val="left"/>
+            </w:pPr>
+            <w:r>
+              <w:rPr>
+                <w:sz w:val="18"/>
+              </w:rPr>
+              <w:t xml:space="preserve">Earned value in one table</w:t>
+            </w:r>
+          </w:p>
+        </w:tc>
+        <w:tc>
+          <w:tcPr/>
+          <w:p>
+            <w:pPr>
+              <w:pStyle w:val="Compact"/>
+              <w:jc w:val="left"/>
+            </w:pPr>
+            <w:r>
+              <w:rPr>
+                <w:sz w:val="18"/>
+              </w:rPr>
+              <w:t xml:space="preserve">PV, EV, AC, CV, SV, CPI, SPI, EAC, TCPI: formula, meaning, good sign</w:t>
+            </w:r>
+          </w:p>
+        </w:tc>
+        <w:tc>
+          <w:tcPr/>
+          <w:p>
+            <w:pPr>
+              <w:pStyle w:val="Compact"/>
+              <w:jc w:val="left"/>
+            </w:pPr>
+            <w:r>
+              <w:rPr>
+                <w:sz w:val="18"/>
+              </w:rPr>
+              <w:t xml:space="preserve">1:15</w:t>
+            </w:r>
+          </w:p>
+        </w:tc>
+        <w:tc>
+          <w:tcPr/>
+          <w:p>
+            <w:pPr>
+              <w:pStyle w:val="Compact"/>
+              <w:jc w:val="left"/>
+            </w:pPr>
+            <w:r>
+              <w:rPr>
+                <w:sz w:val="18"/>
+              </w:rPr>
+              <w:t xml:space="preserve">Prashant</w:t>
+            </w:r>
+          </w:p>
+        </w:tc>
+      </w:tr>
+      <w:tr>
+        <w:tc>
+          <w:tcPr/>
+          <w:p>
+            <w:pPr>
+              <w:pStyle w:val="Compact"/>
+              <w:jc w:val="left"/>
+            </w:pPr>
+            <w:r>
+              <w:rPr>
+                <w:sz w:val="18"/>
+              </w:rPr>
+              <w:t xml:space="preserve">4</w:t>
+            </w:r>
+          </w:p>
+        </w:tc>
+        <w:tc>
+          <w:tcPr/>
+          <w:p>
+            <w:pPr>
+              <w:pStyle w:val="Compact"/>
+              <w:jc w:val="left"/>
+            </w:pPr>
+            <w:r>
+              <w:rPr>
+                <w:sz w:val="18"/>
+              </w:rPr>
+              <w:t xml:space="preserve">From a site sheet to a decision in five steps</w:t>
+            </w:r>
+          </w:p>
+        </w:tc>
+        <w:tc>
+          <w:tcPr/>
+          <w:p>
+            <w:pPr>
+              <w:pStyle w:val="Compact"/>
+              <w:jc w:val="left"/>
+            </w:pPr>
+            <w:r>
+              <w:rPr>
+                <w:sz w:val="18"/>
+              </w:rPr>
+              <w:t xml:space="preserve">Read → Check → Calculate → Explain → Export; three input types; offline</w:t>
+            </w:r>
+          </w:p>
+        </w:tc>
+        <w:tc>
+          <w:tcPr/>
+          <w:p>
+            <w:pPr>
+              <w:pStyle w:val="Compact"/>
+              <w:jc w:val="left"/>
+            </w:pPr>
+            <w:r>
+              <w:rPr>
+                <w:sz w:val="18"/>
+              </w:rPr>
+              <w:t xml:space="preserve">0:45</w:t>
+            </w:r>
+          </w:p>
+        </w:tc>
+        <w:tc>
+          <w:tcPr/>
+          <w:p>
+            <w:pPr>
+              <w:pStyle w:val="Compact"/>
+              <w:jc w:val="left"/>
+            </w:pPr>
+            <w:r>
+              <w:rPr>
+                <w:sz w:val="18"/>
+              </w:rPr>
+              <w:t xml:space="preserve">Sobhith</w:t>
+            </w:r>
+          </w:p>
+        </w:tc>
+      </w:tr>
+      <w:tr>
+        <w:tc>
+          <w:tcPr/>
+          <w:p>
+            <w:pPr>
+              <w:pStyle w:val="Compact"/>
+              <w:jc w:val="left"/>
+            </w:pPr>
+            <w:r>
+              <w:rPr>
+                <w:sz w:val="18"/>
+              </w:rPr>
+              <w:t xml:space="preserve">5</w:t>
+            </w:r>
+          </w:p>
+        </w:tc>
+        <w:tc>
+          <w:tcPr/>
+          <w:p>
+            <w:pPr>
+              <w:pStyle w:val="Compact"/>
+              <w:jc w:val="left"/>
+            </w:pPr>
+            <w:r>
+              <w:rPr>
+                <w:sz w:val="18"/>
+              </w:rPr>
+              <w:t xml:space="preserve">It starts from your file, as it is</w:t>
+            </w:r>
+          </w:p>
+        </w:tc>
+        <w:tc>
+          <w:tcPr/>
+          <w:p>
+            <w:pPr>
+              <w:pStyle w:val="Compact"/>
+              <w:jc w:val="left"/>
+            </w:pPr>
+            <w:r>
+              <w:rPr>
+                <w:sz w:val="18"/>
+              </w:rPr>
+              <w:t xml:space="preserve">Home screen; smart reader on the team’s site sheet</w:t>
+            </w:r>
+          </w:p>
+        </w:tc>
+        <w:tc>
+          <w:tcPr/>
+          <w:p>
+            <w:pPr>
+              <w:pStyle w:val="Compact"/>
+              <w:jc w:val="left"/>
+            </w:pPr>
+            <w:r>
+              <w:rPr>
+                <w:sz w:val="18"/>
+              </w:rPr>
+              <w:t xml:space="preserve">0:30</w:t>
+            </w:r>
+          </w:p>
+        </w:tc>
+        <w:tc>
+          <w:tcPr/>
+          <w:p>
+            <w:pPr>
+              <w:pStyle w:val="Compact"/>
+              <w:jc w:val="left"/>
+            </w:pPr>
+            <w:r>
+              <w:rPr>
+                <w:sz w:val="18"/>
+              </w:rPr>
+              <w:t xml:space="preserve">Sobhith</w:t>
+            </w:r>
+          </w:p>
+        </w:tc>
+      </w:tr>
+      <w:tr>
+        <w:tc>
+          <w:tcPr/>
+          <w:p>
+            <w:pPr>
+              <w:pStyle w:val="Compact"/>
+              <w:jc w:val="left"/>
+            </w:pPr>
+            <w:r>
+              <w:rPr>
+                <w:sz w:val="18"/>
+              </w:rPr>
+              <w:t xml:space="preserve">6</w:t>
+            </w:r>
+          </w:p>
+        </w:tc>
+        <w:tc>
+          <w:tcPr/>
+          <w:p>
+            <w:pPr>
+              <w:pStyle w:val="Compact"/>
+              <w:jc w:val="left"/>
+            </w:pPr>
+            <w:r>
+              <w:rPr>
+                <w:sz w:val="18"/>
+              </w:rPr>
+              <w:t xml:space="preserve">One screen: how bad, where, and what next</w:t>
+            </w:r>
+          </w:p>
+        </w:tc>
+        <w:tc>
+          <w:tcPr/>
+          <w:p>
+            <w:pPr>
+              <w:pStyle w:val="Compact"/>
+              <w:jc w:val="left"/>
+            </w:pPr>
+            <w:r>
+              <w:rPr>
+                <w:sz w:val="18"/>
+              </w:rPr>
+              <w:t xml:space="preserve">Top bar, health banner, explained figures (manual check case, 31-Dec-2013)</w:t>
+            </w:r>
+          </w:p>
+        </w:tc>
+        <w:tc>
+          <w:tcPr/>
+          <w:p>
+            <w:pPr>
+              <w:pStyle w:val="Compact"/>
+              <w:jc w:val="left"/>
+            </w:pPr>
+            <w:r>
+              <w:rPr>
+                <w:sz w:val="18"/>
+              </w:rPr>
+              <w:t xml:space="preserve">0:30</w:t>
+            </w:r>
+          </w:p>
+        </w:tc>
+        <w:tc>
+          <w:tcPr/>
+          <w:p>
+            <w:pPr>
+              <w:pStyle w:val="Compact"/>
+              <w:jc w:val="left"/>
+            </w:pPr>
+            <w:r>
+              <w:rPr>
+                <w:sz w:val="18"/>
+              </w:rPr>
+              <w:t xml:space="preserve">Sobhith</w:t>
+            </w:r>
+          </w:p>
+        </w:tc>
+      </w:tr>
+      <w:tr>
+        <w:tc>
+          <w:tcPr/>
+          <w:p>
+            <w:pPr>
+              <w:pStyle w:val="Compact"/>
+              <w:jc w:val="left"/>
+            </w:pPr>
+            <w:r>
+              <w:rPr>
+                <w:sz w:val="18"/>
+              </w:rPr>
+              <w:t xml:space="preserve">7</w:t>
+            </w:r>
+          </w:p>
+        </w:tc>
+        <w:tc>
+          <w:tcPr/>
+          <w:p>
+            <w:pPr>
+              <w:pStyle w:val="Compact"/>
+              <w:jc w:val="left"/>
+            </w:pPr>
+            <w:r>
+              <w:rPr>
+                <w:sz w:val="18"/>
+              </w:rPr>
+              <w:t xml:space="preserve">Where the problem is, on the main screen</w:t>
+            </w:r>
+          </w:p>
+        </w:tc>
+        <w:tc>
+          <w:tcPr/>
+          <w:p>
+            <w:pPr>
+              <w:pStyle w:val="Compact"/>
+              <w:jc w:val="left"/>
+            </w:pPr>
+            <w:r>
+              <w:rPr>
+                <w:sz w:val="18"/>
+              </w:rPr>
+              <w:t xml:space="preserve">S-curve, combined CPI/SPI chart, work-package status, top problem activities</w:t>
+            </w:r>
+          </w:p>
+        </w:tc>
+        <w:tc>
+          <w:tcPr/>
+          <w:p>
+            <w:pPr>
+              <w:pStyle w:val="Compact"/>
+              <w:jc w:val="left"/>
+            </w:pPr>
+            <w:r>
+              <w:rPr>
+                <w:sz w:val="18"/>
+              </w:rPr>
+              <w:t xml:space="preserve">0:40</w:t>
+            </w:r>
+          </w:p>
+        </w:tc>
+        <w:tc>
+          <w:tcPr/>
+          <w:p>
+            <w:pPr>
+              <w:pStyle w:val="Compact"/>
+              <w:jc w:val="left"/>
+            </w:pPr>
+            <w:r>
+              <w:rPr>
+                <w:sz w:val="18"/>
+              </w:rPr>
+              <w:t xml:space="preserve">Sobhith</w:t>
+            </w:r>
+          </w:p>
+        </w:tc>
+      </w:tr>
+      <w:tr>
+        <w:tc>
+          <w:tcPr/>
+          <w:p>
+            <w:pPr>
+              <w:pStyle w:val="Compact"/>
+              <w:jc w:val="left"/>
+            </w:pPr>
+            <w:r>
+              <w:rPr>
+                <w:sz w:val="18"/>
+              </w:rPr>
+              <w:t xml:space="preserve">8</w:t>
+            </w:r>
+          </w:p>
+        </w:tc>
+        <w:tc>
+          <w:tcPr/>
+          <w:p>
+            <w:pPr>
+              <w:pStyle w:val="Compact"/>
+              <w:jc w:val="left"/>
+            </w:pPr>
+            <w:r>
+              <w:rPr>
+                <w:bCs/>
+                <w:b/>
+                <w:sz w:val="18"/>
+              </w:rPr>
+              <w:t xml:space="preserve">Live demonstration</w:t>
+            </w:r>
+          </w:p>
+        </w:tc>
+        <w:tc>
+          <w:tcPr/>
+          <w:p>
+            <w:pPr>
+              <w:pStyle w:val="Compact"/>
+              <w:jc w:val="left"/>
+            </w:pPr>
+            <w:r>
+              <w:rPr>
+                <w:sz w:val="18"/>
+              </w:rPr>
+              <w:t xml:space="preserve">Script below</w:t>
+            </w:r>
+          </w:p>
+        </w:tc>
+        <w:tc>
+          <w:tcPr/>
+          <w:p>
+            <w:pPr>
+              <w:pStyle w:val="Compact"/>
+              <w:jc w:val="left"/>
+            </w:pPr>
+            <w:r>
+              <w:rPr>
+                <w:sz w:val="18"/>
+              </w:rPr>
+              <w:t xml:space="preserve">5:00</w:t>
+            </w:r>
+          </w:p>
+        </w:tc>
+        <w:tc>
+          <w:tcPr/>
+          <w:p>
+            <w:pPr>
+              <w:pStyle w:val="Compact"/>
+              <w:jc w:val="left"/>
+            </w:pPr>
+            <w:r>
+              <w:rPr>
+                <w:sz w:val="18"/>
+              </w:rPr>
+              <w:t xml:space="preserve">Sobhith (driving), Varun and Arjun (narrating)</w:t>
+            </w:r>
+          </w:p>
+        </w:tc>
+      </w:tr>
+      <w:tr>
+        <w:tc>
+          <w:tcPr/>
+          <w:p>
+            <w:pPr>
+              <w:pStyle w:val="Compact"/>
+              <w:jc w:val="left"/>
+            </w:pPr>
+            <w:r>
+              <w:rPr>
+                <w:sz w:val="18"/>
+              </w:rPr>
+              <w:t xml:space="preserve">9</w:t>
+            </w:r>
+          </w:p>
+        </w:tc>
+        <w:tc>
+          <w:tcPr/>
+          <w:p>
+            <w:pPr>
+              <w:pStyle w:val="Compact"/>
+              <w:jc w:val="left"/>
+            </w:pPr>
+            <w:r>
+              <w:rPr>
+                <w:sz w:val="18"/>
+              </w:rPr>
+              <w:t xml:space="preserve">A real project you can check by hand</w:t>
+            </w:r>
+          </w:p>
+        </w:tc>
+        <w:tc>
+          <w:tcPr/>
+          <w:p>
+            <w:pPr>
+              <w:pStyle w:val="Compact"/>
+              <w:jc w:val="left"/>
+            </w:pPr>
+            <w:r>
+              <w:rPr>
+                <w:sz w:val="18"/>
+              </w:rPr>
+              <w:t xml:space="preserve">IJzertoren (DSLIB C2015-33), 4 WPs, 5 reports; hand vs dashboard at 31-Dec-2013; 90/90</w:t>
+            </w:r>
+          </w:p>
+        </w:tc>
+        <w:tc>
+          <w:tcPr/>
+          <w:p>
+            <w:pPr>
+              <w:pStyle w:val="Compact"/>
+              <w:jc w:val="left"/>
+            </w:pPr>
+            <w:r>
+              <w:rPr>
+                <w:sz w:val="18"/>
+              </w:rPr>
+              <w:t xml:space="preserve">0:50</w:t>
+            </w:r>
+          </w:p>
+        </w:tc>
+        <w:tc>
+          <w:tcPr/>
+          <w:p>
+            <w:pPr>
+              <w:pStyle w:val="Compact"/>
+              <w:jc w:val="left"/>
+            </w:pPr>
+            <w:r>
+              <w:rPr>
+                <w:sz w:val="18"/>
+              </w:rPr>
+              <w:t xml:space="preserve">Arjun</w:t>
+            </w:r>
+          </w:p>
+        </w:tc>
+      </w:tr>
+      <w:tr>
+        <w:tc>
+          <w:tcPr/>
+          <w:p>
+            <w:pPr>
+              <w:pStyle w:val="Compact"/>
+              <w:jc w:val="left"/>
+            </w:pPr>
+            <w:r>
+              <w:rPr>
+                <w:sz w:val="18"/>
+              </w:rPr>
+              <w:t xml:space="preserve">10</w:t>
+            </w:r>
+          </w:p>
+        </w:tc>
+        <w:tc>
+          <w:tcPr/>
+          <w:p>
+            <w:pPr>
+              <w:pStyle w:val="Compact"/>
+              <w:jc w:val="left"/>
+            </w:pPr>
+            <w:r>
+              <w:rPr>
+                <w:sz w:val="18"/>
+              </w:rPr>
+              <w:t xml:space="preserve">Validated against independent hand calculations</w:t>
+            </w:r>
+          </w:p>
+        </w:tc>
+        <w:tc>
+          <w:tcPr/>
+          <w:p>
+            <w:pPr>
+              <w:pStyle w:val="Compact"/>
+              <w:jc w:val="left"/>
+            </w:pPr>
+            <w:r>
+              <w:rPr>
+                <w:sz w:val="18"/>
+              </w:rPr>
+              <w:t xml:space="preserve">162/162 synthetic, 90/90 real, 164 tests, 33/33 injected errors caught, D1–D16</w:t>
+            </w:r>
+          </w:p>
+        </w:tc>
+        <w:tc>
+          <w:tcPr/>
+          <w:p>
+            <w:pPr>
+              <w:pStyle w:val="Compact"/>
+              <w:jc w:val="left"/>
+            </w:pPr>
+            <w:r>
+              <w:rPr>
+                <w:sz w:val="18"/>
+              </w:rPr>
+              <w:t xml:space="preserve">0:50</w:t>
+            </w:r>
+          </w:p>
+        </w:tc>
+        <w:tc>
+          <w:tcPr/>
+          <w:p>
+            <w:pPr>
+              <w:pStyle w:val="Compact"/>
+              <w:jc w:val="left"/>
+            </w:pPr>
+            <w:r>
+              <w:rPr>
+                <w:sz w:val="18"/>
+              </w:rPr>
+              <w:t xml:space="preserve">Arjun</w:t>
+            </w:r>
+          </w:p>
+        </w:tc>
+      </w:tr>
+      <w:tr>
+        <w:tc>
+          <w:tcPr/>
+          <w:p>
+            <w:pPr>
+              <w:pStyle w:val="Compact"/>
+              <w:jc w:val="left"/>
+            </w:pPr>
+            <w:r>
+              <w:rPr>
+                <w:sz w:val="18"/>
+              </w:rPr>
+              <w:t xml:space="preserve">11</w:t>
+            </w:r>
+          </w:p>
+        </w:tc>
+        <w:tc>
+          <w:tcPr/>
+          <w:p>
+            <w:pPr>
+              <w:pStyle w:val="Compact"/>
+              <w:jc w:val="left"/>
+            </w:pPr>
+            <w:r>
+              <w:rPr>
+                <w:sz w:val="18"/>
+              </w:rPr>
+              <w:t xml:space="preserve">Correct formulas, poor forecasts at mid-project</w:t>
+            </w:r>
+          </w:p>
+        </w:tc>
+        <w:tc>
+          <w:tcPr/>
+          <w:p>
+            <w:pPr>
+              <w:pStyle w:val="Compact"/>
+              <w:jc w:val="left"/>
+            </w:pPr>
+            <w:r>
+              <w:rPr>
+                <w:sz w:val="18"/>
+              </w:rPr>
+              <w:t xml:space="preserve">Forecast chart; errors at ~50 %: A +33.7 %, B +92.5 %, C +15.3 % (C2015-33); +7.0 %, +32.5 %, −1.5 % (C2014-05)</w:t>
+            </w:r>
+          </w:p>
+        </w:tc>
+        <w:tc>
+          <w:tcPr/>
+          <w:p>
+            <w:pPr>
+              <w:pStyle w:val="Compact"/>
+              <w:jc w:val="left"/>
+            </w:pPr>
+            <w:r>
+              <w:rPr>
+                <w:sz w:val="18"/>
+              </w:rPr>
+              <w:t xml:space="preserve">1:00</w:t>
+            </w:r>
+          </w:p>
+        </w:tc>
+        <w:tc>
+          <w:tcPr/>
+          <w:p>
+            <w:pPr>
+              <w:pStyle w:val="Compact"/>
+              <w:jc w:val="left"/>
+            </w:pPr>
+            <w:r>
+              <w:rPr>
+                <w:sz w:val="18"/>
+              </w:rPr>
+              <w:t xml:space="preserve">Prashant</w:t>
+            </w:r>
+          </w:p>
+        </w:tc>
+      </w:tr>
+      <w:tr>
+        <w:tc>
+          <w:tcPr/>
+          <w:p>
+            <w:pPr>
+              <w:pStyle w:val="Compact"/>
+              <w:jc w:val="left"/>
+            </w:pPr>
+            <w:r>
+              <w:rPr>
+                <w:sz w:val="18"/>
+              </w:rPr>
+              <w:t xml:space="preserve">12</w:t>
+            </w:r>
+          </w:p>
+        </w:tc>
+        <w:tc>
+          <w:tcPr/>
+          <w:p>
+            <w:pPr>
+              <w:pStyle w:val="Compact"/>
+              <w:jc w:val="left"/>
+            </w:pPr>
+            <w:r>
+              <w:rPr>
+                <w:sz w:val="18"/>
+              </w:rPr>
+              <w:t xml:space="preserve">The total hides where the problem is</w:t>
+            </w:r>
+          </w:p>
+        </w:tc>
+        <w:tc>
+          <w:tcPr/>
+          <w:p>
+            <w:pPr>
+              <w:pStyle w:val="Compact"/>
+              <w:jc w:val="left"/>
+            </w:pPr>
+            <w:r>
+              <w:rPr>
+                <w:sz w:val="18"/>
+              </w:rPr>
+              <w:t xml:space="preserve">30-Nov-2013: project CV −€25,905; earthworks −€31,820</w:t>
+            </w:r>
+          </w:p>
+        </w:tc>
+        <w:tc>
+          <w:tcPr/>
+          <w:p>
+            <w:pPr>
+              <w:pStyle w:val="Compact"/>
+              <w:jc w:val="left"/>
+            </w:pPr>
+            <w:r>
+              <w:rPr>
+                <w:sz w:val="18"/>
+              </w:rPr>
+              <w:t xml:space="preserve">0:30</w:t>
+            </w:r>
+          </w:p>
+        </w:tc>
+        <w:tc>
+          <w:tcPr/>
+          <w:p>
+            <w:pPr>
+              <w:pStyle w:val="Compact"/>
+              <w:jc w:val="left"/>
+            </w:pPr>
+            <w:r>
+              <w:rPr>
+                <w:sz w:val="18"/>
+              </w:rPr>
+              <w:t xml:space="preserve">Varun</w:t>
+            </w:r>
+          </w:p>
+        </w:tc>
+      </w:tr>
+      <w:tr>
+        <w:tc>
+          <w:tcPr/>
+          <w:p>
+            <w:pPr>
+              <w:pStyle w:val="Compact"/>
+              <w:jc w:val="left"/>
+            </w:pPr>
+            <w:r>
+              <w:rPr>
+                <w:sz w:val="18"/>
+              </w:rPr>
+              <w:t xml:space="preserve">13</w:t>
+            </w:r>
+          </w:p>
+        </w:tc>
+        <w:tc>
+          <w:tcPr/>
+          <w:p>
+            <w:pPr>
+              <w:pStyle w:val="Compact"/>
+              <w:jc w:val="left"/>
+            </w:pPr>
+            <w:r>
+              <w:rPr>
+                <w:sz w:val="18"/>
+              </w:rPr>
+              <w:t xml:space="preserve">What AI got wrong, and how we caught it</w:t>
+            </w:r>
+          </w:p>
+        </w:tc>
+        <w:tc>
+          <w:tcPr/>
+          <w:p>
+            <w:pPr>
+              <w:pStyle w:val="Compact"/>
+              <w:jc w:val="left"/>
+            </w:pPr>
+            <w:r>
+              <w:rPr>
+                <w:sz w:val="18"/>
+              </w:rPr>
+              <w:t xml:space="preserve">37 log entries (24/11/2); six specific errors and the check that caught each</w:t>
+            </w:r>
+          </w:p>
+        </w:tc>
+        <w:tc>
+          <w:tcPr/>
+          <w:p>
+            <w:pPr>
+              <w:pStyle w:val="Compact"/>
+              <w:jc w:val="left"/>
+            </w:pPr>
+            <w:r>
+              <w:rPr>
+                <w:sz w:val="18"/>
+              </w:rPr>
+              <w:t xml:space="preserve">1:00</w:t>
+            </w:r>
+          </w:p>
+        </w:tc>
+        <w:tc>
+          <w:tcPr/>
+          <w:p>
+            <w:pPr>
+              <w:pStyle w:val="Compact"/>
+              <w:jc w:val="left"/>
+            </w:pPr>
+            <w:r>
+              <w:rPr>
+                <w:sz w:val="18"/>
+              </w:rPr>
+              <w:t xml:space="preserve">Shreyansh</w:t>
+            </w:r>
+          </w:p>
+        </w:tc>
+      </w:tr>
+      <w:tr>
+        <w:tc>
+          <w:tcPr/>
+          <w:p>
+            <w:pPr>
+              <w:pStyle w:val="Compact"/>
+              <w:jc w:val="left"/>
+            </w:pPr>
+            <w:r>
+              <w:rPr>
+                <w:sz w:val="18"/>
+              </w:rPr>
+              <w:t xml:space="preserve">14</w:t>
+            </w:r>
+          </w:p>
+        </w:tc>
+        <w:tc>
+          <w:tcPr/>
+          <w:p>
+            <w:pPr>
+              <w:pStyle w:val="Compact"/>
+              <w:jc w:val="left"/>
+            </w:pPr>
+            <w:r>
+              <w:rPr>
+                <w:sz w:val="18"/>
+              </w:rPr>
+              <w:t xml:space="preserve">Who would use it, and what real use needs</w:t>
+            </w:r>
+          </w:p>
+        </w:tc>
+        <w:tc>
+          <w:tcPr/>
+          <w:p>
+            <w:pPr>
+              <w:pStyle w:val="Compact"/>
+              <w:jc w:val="left"/>
+            </w:pPr>
+            <w:r>
+              <w:rPr>
+                <w:sz w:val="18"/>
+              </w:rPr>
+              <w:t xml:space="preserve">Contractor, consultant, lender; integration, change control, Earned Schedule, progress rules, audit trail</w:t>
+            </w:r>
+          </w:p>
+        </w:tc>
+        <w:tc>
+          <w:tcPr/>
+          <w:p>
+            <w:pPr>
+              <w:pStyle w:val="Compact"/>
+              <w:jc w:val="left"/>
+            </w:pPr>
+            <w:r>
+              <w:rPr>
+                <w:sz w:val="18"/>
+              </w:rPr>
+              <w:t xml:space="preserve">0:30</w:t>
+            </w:r>
+          </w:p>
+        </w:tc>
+        <w:tc>
+          <w:tcPr/>
+          <w:p>
+            <w:pPr>
+              <w:pStyle w:val="Compact"/>
+              <w:jc w:val="left"/>
+            </w:pPr>
+            <w:r>
+              <w:rPr>
+                <w:sz w:val="18"/>
+              </w:rPr>
+              <w:t xml:space="preserve">Varun</w:t>
+            </w:r>
+          </w:p>
+        </w:tc>
+      </w:tr>
+      <w:tr>
+        <w:tc>
+          <w:tcPr/>
+          <w:p>
+            <w:pPr>
+              <w:pStyle w:val="Compact"/>
+              <w:jc w:val="left"/>
+            </w:pPr>
+            <w:r>
+              <w:rPr>
+                <w:sz w:val="18"/>
+              </w:rPr>
+              <w:t xml:space="preserve">15</w:t>
+            </w:r>
+          </w:p>
+        </w:tc>
+        <w:tc>
+          <w:tcPr/>
+          <w:p>
+            <w:pPr>
+              <w:pStyle w:val="Compact"/>
+              <w:jc w:val="left"/>
+            </w:pPr>
+            <w:r>
+              <w:rPr>
+                <w:sz w:val="18"/>
+              </w:rPr>
+              <w:t xml:space="preserve">What we learned</w:t>
+            </w:r>
+          </w:p>
+        </w:tc>
+        <w:tc>
+          <w:tcPr/>
+          <w:p>
+            <w:pPr>
+              <w:pStyle w:val="Compact"/>
+              <w:jc w:val="left"/>
+            </w:pPr>
+            <w:r>
+              <w:rPr>
+                <w:sz w:val="18"/>
+              </w:rPr>
+              <w:t xml:space="preserve">Three learnings; next steps; questions</w:t>
+            </w:r>
+          </w:p>
+        </w:tc>
+        <w:tc>
+          <w:tcPr/>
+          <w:p>
+            <w:pPr>
+              <w:pStyle w:val="Compact"/>
+              <w:jc w:val="left"/>
+            </w:pPr>
+            <w:r>
+              <w:rPr>
+                <w:sz w:val="18"/>
+              </w:rPr>
+              <w:t xml:space="preserve">0:20</w:t>
+            </w:r>
+          </w:p>
+        </w:tc>
+        <w:tc>
+          <w:tcPr/>
+          <w:p>
+            <w:pPr>
+              <w:pStyle w:val="Compact"/>
+              <w:jc w:val="left"/>
+            </w:pPr>
+            <w:r>
+              <w:rPr>
+                <w:sz w:val="18"/>
+              </w:rPr>
+              <w:t xml:space="preserve">Shreyansh</w:t>
+            </w:r>
+          </w:p>
+        </w:tc>
+      </w:tr>
+      <w:tr>
+        <w:tc>
+          <w:tcPr/>
+          <w:p>
+            <w:pPr>
+              <w:pStyle w:val="Compact"/>
+              <w:jc w:val="left"/>
+            </w:pPr>
+            <w:r>
+              <w:rPr>
+                <w:sz w:val="18"/>
+              </w:rPr>
+              <w:t xml:space="preserve">16</w:t>
+            </w:r>
+          </w:p>
+        </w:tc>
+        <w:tc>
+          <w:tcPr/>
+          <w:p>
+            <w:pPr>
+              <w:pStyle w:val="Compact"/>
+              <w:jc w:val="left"/>
+            </w:pPr>
+            <w:r>
+              <w:rPr>
+                <w:sz w:val="18"/>
+              </w:rPr>
+              <w:t xml:space="preserve">Backup: benchmark period 2 by hand</w:t>
+            </w:r>
+          </w:p>
+        </w:tc>
+        <w:tc>
+          <w:tcPr/>
+          <w:p>
+            <w:pPr>
+              <w:pStyle w:val="Compact"/>
+              <w:jc w:val="left"/>
+            </w:pPr>
+            <w:r>
+              <w:rPr>
+                <w:sz w:val="18"/>
+              </w:rPr>
+              <w:t xml:space="preserve">For questions only</w:t>
+            </w:r>
+          </w:p>
+        </w:tc>
+        <w:tc>
+          <w:tcPr/>
+          <w:p>
+            <w:pPr>
+              <w:pStyle w:val="Compact"/>
+              <w:jc w:val="left"/>
+            </w:pPr>
+            <w:r>
+              <w:rPr>
+                <w:sz w:val="18"/>
+              </w:rPr>
+              <w:t xml:space="preserve">—</w:t>
+            </w:r>
+          </w:p>
+        </w:tc>
+        <w:tc>
+          <w:tcPr/>
+          <w:p>
+            <w:pPr>
+              <w:pStyle w:val="Compact"/>
+              <w:jc w:val="left"/>
+            </w:pPr>
+            <w:r>
+              <w:rPr>
+                <w:sz w:val="18"/>
+              </w:rPr>
+              <w:t xml:space="preserve">Arjun</w:t>
+            </w:r>
+          </w:p>
+        </w:tc>
+      </w:tr>
+    </w:tbl>
+    <w:bookmarkStart w:id="20" w:name="live-demonstration-script-5-minutes"/>
+    <w:p>
+      <w:pPr>
+        <w:pStyle w:val="Heading1"/>
+      </w:pPr>
+      <w:r>
+        <w:t xml:space="preserve">Live demonstration script (5 minutes)</w:t>
+      </w:r>
+    </w:p>
+    <w:tbl>
+      <w:tblPr>
+        <w:tblW w:type="pct" w:w="5000"/>
+        <w:tblLook w:firstRow="1" w:lastRow="0" w:firstColumn="0" w:lastColumn="0" w:noHBand="0" w:noVBand="0" w:val="0020"/>
+        <w:jc w:val="start"/>
+      </w:tblPr>
+      <w:tblGrid>
+        <w:gridCol w:w="2640"/>
+        <w:gridCol w:w="2640"/>
+        <w:gridCol w:w="2640"/>
+      </w:tblGrid>
+      <w:tr>
+        <w:trPr>
+          <w:tblHeader w:val="true"/>
+        </w:trPr>
+        <w:tc>
+          <w:tcPr/>
+          <w:p>
+            <w:pPr>
+              <w:pStyle w:val="Compact"/>
+              <w:jc w:val="left"/>
+            </w:pPr>
+            <w:r>
+              <w:rPr>
+                <w:sz w:val="18"/>
+              </w:rPr>
+              <w:t xml:space="preserve">Time</w:t>
+            </w:r>
+          </w:p>
+        </w:tc>
+        <w:tc>
+          <w:tcPr/>
+          <w:p>
+            <w:pPr>
+              <w:pStyle w:val="Compact"/>
+              <w:jc w:val="left"/>
+            </w:pPr>
+            <w:r>
+              <w:rPr>
+                <w:sz w:val="18"/>
+              </w:rPr>
+              <w:t xml:space="preserve">Step</w:t>
+            </w:r>
+          </w:p>
+        </w:tc>
+        <w:tc>
+          <w:tcPr/>
+          <w:p>
+            <w:pPr>
+              <w:pStyle w:val="Compact"/>
+              <w:jc w:val="left"/>
+            </w:pPr>
+            <w:r>
+              <w:rPr>
+                <w:sz w:val="18"/>
+              </w:rPr>
+              <w:t xml:space="preserve">What to say or point out</w:t>
+            </w:r>
+          </w:p>
+        </w:tc>
+      </w:tr>
+      <w:tr>
+        <w:tc>
+          <w:tcPr/>
+          <w:p>
+            <w:pPr>
+              <w:pStyle w:val="Compact"/>
+              <w:jc w:val="left"/>
+            </w:pPr>
+            <w:r>
+              <w:rPr>
+                <w:sz w:val="18"/>
+              </w:rPr>
+              <w:t xml:space="preserve">0:00</w:t>
+            </w:r>
+          </w:p>
+        </w:tc>
+        <w:tc>
+          <w:tcPr/>
+          <w:p>
+            <w:pPr>
+              <w:pStyle w:val="Compact"/>
+              <w:jc w:val="left"/>
+            </w:pPr>
+            <w:r>
+              <w:rPr>
+                <w:sz w:val="18"/>
+              </w:rPr>
+              <w:t xml:space="preserve">Home →</w:t>
+            </w:r>
+            <w:r>
+              <w:rPr>
+                <w:sz w:val="18"/>
+              </w:rPr>
+              <w:t xml:space="preserve"> </w:t>
+            </w:r>
+            <w:r>
+              <w:rPr>
+                <w:bCs/>
+                <w:b/>
+                <w:sz w:val="18"/>
+              </w:rPr>
+              <w:t xml:space="preserve">Manual check case (real)</w:t>
+            </w:r>
+          </w:p>
+        </w:tc>
+        <w:tc>
+          <w:tcPr/>
+          <w:p>
+            <w:pPr>
+              <w:pStyle w:val="Compact"/>
+              <w:jc w:val="left"/>
+            </w:pPr>
+            <w:r>
+              <w:rPr>
+                <w:sz w:val="18"/>
+              </w:rPr>
+              <w:t xml:space="preserve">Real Belgian project; the hand-calculation workbook downloads from the home screen</w:t>
+            </w:r>
+          </w:p>
+        </w:tc>
+      </w:tr>
+      <w:tr>
+        <w:tc>
+          <w:tcPr/>
+          <w:p>
+            <w:pPr>
+              <w:pStyle w:val="Compact"/>
+              <w:jc w:val="left"/>
+            </w:pPr>
+            <w:r>
+              <w:rPr>
+                <w:sz w:val="18"/>
+              </w:rPr>
+              <w:t xml:space="preserve">0:30</w:t>
+            </w:r>
+          </w:p>
+        </w:tc>
+        <w:tc>
+          <w:tcPr/>
+          <w:p>
+            <w:pPr>
+              <w:pStyle w:val="Compact"/>
+              <w:jc w:val="left"/>
+            </w:pPr>
+            <w:r>
+              <w:rPr>
+                <w:sz w:val="18"/>
+              </w:rPr>
+              <w:t xml:space="preserve">Banner at 31 Dec 2013</w:t>
+            </w:r>
+          </w:p>
+        </w:tc>
+        <w:tc>
+          <w:tcPr/>
+          <w:p>
+            <w:pPr>
+              <w:pStyle w:val="Compact"/>
+              <w:jc w:val="left"/>
+            </w:pPr>
+            <w:r>
+              <w:rPr>
+                <w:sz w:val="18"/>
+              </w:rPr>
+              <w:t xml:space="preserve">Critical; CPI 0.713, SPI 0.521, EAC (A) €300,520 — read the same row in the workbook’s</w:t>
             </w:r>
             <w:r>
               <w:rPr>
@@ -372,7 +1713,7 @@
                 <w:i/>
                 <w:sz w:val="18"/>
               </w:rPr>
-              <w:t xml:space="preserve">and</w:t>
+              <w:t xml:space="preserve">Project calculation</w:t>
             </w:r>
             <w:r>
               <w:rPr>
@@ -384,37 +1725,7 @@
               <w:rPr>
                 <w:sz w:val="18"/>
               </w:rPr>
-              <w:t xml:space="preserve">over cost (benchmark P1).</w:t>
-            </w:r>
-          </w:p>
-        </w:tc>
-        <w:tc>
-          <w:tcPr/>
-          <w:p>
-            <w:pPr>
-              <w:pStyle w:val="Compact"/>
-              <w:jc w:val="left"/>
-            </w:pPr>
-            <w:r>
-              <w:rPr>
-                <w:sz w:val="18"/>
-              </w:rPr>
-              <w:t xml:space="preserve">1:00</w:t>
-            </w:r>
-          </w:p>
-        </w:tc>
-        <w:tc>
-          <w:tcPr/>
-          <w:p>
-            <w:pPr>
-              <w:pStyle w:val="Compact"/>
-              <w:jc w:val="left"/>
-            </w:pPr>
-            <w:r>
-              <w:rPr>
-                <w:sz w:val="18"/>
-              </w:rPr>
-              <w:t xml:space="preserve">Prashant</w:t>
+              <w:t xml:space="preserve">sheet</w:t>
             </w:r>
           </w:p>
         </w:tc>
@@ -431,37 +1742,22 @@
               <w:rPr>
                 <w:sz w:val="18"/>
               </w:rPr>
-              <w:t xml:space="preserve">3</w:t>
-            </w:r>
-          </w:p>
-        </w:tc>
-        <w:tc>
-          <w:tcPr/>
-          <w:p>
-            <w:pPr>
-              <w:pStyle w:val="Compact"/>
-              <w:jc w:val="left"/>
-            </w:pPr>
-            <w:r>
-              <w:rPr>
-                <w:sz w:val="18"/>
-              </w:rPr>
-              <w:t xml:space="preserve">EVM in one picture</w:t>
-            </w:r>
-          </w:p>
-        </w:tc>
-        <w:tc>
-          <w:tcPr/>
-          <w:p>
-            <w:pPr>
-              <w:pStyle w:val="Compact"/>
-              <w:jc w:val="left"/>
-            </w:pPr>
-            <w:r>
-              <w:rPr>
-                <w:sz w:val="18"/>
-              </w:rPr>
-              <w:t xml:space="preserve">PV/EV/AC S-curve with CV and SV marked; CPI, SPI in one line each;</w:t>
+              <w:t xml:space="preserve">1:30</w:t>
+            </w:r>
+          </w:p>
+        </w:tc>
+        <w:tc>
+          <w:tcPr/>
+          <w:p>
+            <w:pPr>
+              <w:pStyle w:val="Compact"/>
+              <w:jc w:val="left"/>
+            </w:pPr>
+            <w:r>
+              <w:rPr>
+                <w:sz w:val="18"/>
+              </w:rPr>
+              <w:t xml:space="preserve">Top bar → reporting date</w:t>
             </w:r>
             <w:r>
               <w:rPr>
@@ -471,51 +1767,46 @@
             </w:r>
             <w:r>
               <w:rPr>
-                <w:sz w:val="18"/>
-              </w:rPr>
-              <w:t xml:space="preserve">“</w:t>
-            </w:r>
-            <w:r>
-              <w:rPr>
-                <w:sz w:val="18"/>
-              </w:rPr>
-              <w:t xml:space="preserve">SV is money, not days</w:t>
-            </w:r>
-            <w:r>
-              <w:rPr>
-                <w:sz w:val="18"/>
-              </w:rPr>
-              <w:t xml:space="preserve">”</w:t>
-            </w:r>
-          </w:p>
-        </w:tc>
-        <w:tc>
-          <w:tcPr/>
-          <w:p>
-            <w:pPr>
-              <w:pStyle w:val="Compact"/>
-              <w:jc w:val="left"/>
-            </w:pPr>
-            <w:r>
-              <w:rPr>
-                <w:sz w:val="18"/>
-              </w:rPr>
-              <w:t xml:space="preserve">1:30</w:t>
-            </w:r>
-          </w:p>
-        </w:tc>
-        <w:tc>
-          <w:tcPr/>
-          <w:p>
-            <w:pPr>
-              <w:pStyle w:val="Compact"/>
-              <w:jc w:val="left"/>
-            </w:pPr>
-            <w:r>
-              <w:rPr>
-                <w:sz w:val="18"/>
-              </w:rPr>
-              <w:t xml:space="preserve">Prashant</w:t>
+                <w:bCs/>
+                <w:b/>
+                <w:sz w:val="18"/>
+              </w:rPr>
+              <w:t xml:space="preserve">30 Nov 2013</w:t>
+            </w:r>
+          </w:p>
+        </w:tc>
+        <w:tc>
+          <w:tcPr/>
+          <w:p>
+            <w:pPr>
+              <w:pStyle w:val="Compact"/>
+              <w:jc w:val="left"/>
+            </w:pPr>
+            <w:r>
+              <w:rPr>
+                <w:sz w:val="18"/>
+              </w:rPr>
+              <w:t xml:space="preserve">WP4 shows</w:t>
+            </w:r>
+            <w:r>
+              <w:rPr>
+                <w:sz w:val="18"/>
+              </w:rPr>
+              <w:t xml:space="preserve"> </w:t>
+            </w:r>
+            <w:r>
+              <w:rPr>
+                <w:iCs/>
+                <w:i/>
+                <w:sz w:val="18"/>
+              </w:rPr>
+              <w:t xml:space="preserve">Insufficient data</w:t>
+            </w:r>
+            <w:r>
+              <w:rPr>
+                <w:sz w:val="18"/>
+              </w:rPr>
+              <w:t xml:space="preserve">: value earned before any was planned (PV = 0, SPI undefined)</w:t>
             </w:r>
           </w:p>
         </w:tc>
@@ -532,67 +1823,109 @@
               <w:rPr>
                 <w:sz w:val="18"/>
               </w:rPr>
-              <w:t xml:space="preserve">4</w:t>
-            </w:r>
-          </w:p>
-        </w:tc>
-        <w:tc>
-          <w:tcPr/>
-          <w:p>
-            <w:pPr>
-              <w:pStyle w:val="Compact"/>
-              <w:jc w:val="left"/>
-            </w:pPr>
-            <w:r>
-              <w:rPr>
-                <w:sz w:val="18"/>
-              </w:rPr>
-              <w:t xml:space="preserve">What the tool does</w:t>
-            </w:r>
-          </w:p>
-        </w:tc>
-        <w:tc>
-          <w:tcPr/>
-          <w:p>
-            <w:pPr>
-              <w:pStyle w:val="Compact"/>
-              <w:jc w:val="left"/>
-            </w:pPr>
-            <w:r>
-              <w:rPr>
-                <w:sz w:val="18"/>
-              </w:rPr>
-              <w:t xml:space="preserve">Three input modes; validation; 5 tabs; offline; architecture (engine separate from UI)</w:t>
-            </w:r>
-          </w:p>
-        </w:tc>
-        <w:tc>
-          <w:tcPr/>
-          <w:p>
-            <w:pPr>
-              <w:pStyle w:val="Compact"/>
-              <w:jc w:val="left"/>
-            </w:pPr>
-            <w:r>
-              <w:rPr>
-                <w:sz w:val="18"/>
-              </w:rPr>
-              <w:t xml:space="preserve">1:00</w:t>
-            </w:r>
-          </w:p>
-        </w:tc>
-        <w:tc>
-          <w:tcPr/>
-          <w:p>
-            <w:pPr>
-              <w:pStyle w:val="Compact"/>
-              <w:jc w:val="left"/>
-            </w:pPr>
-            <w:r>
-              <w:rPr>
-                <w:sz w:val="18"/>
-              </w:rPr>
-              <w:t xml:space="preserve">Sobhith</w:t>
+              <w:t xml:space="preserve">2:15</w:t>
+            </w:r>
+          </w:p>
+        </w:tc>
+        <w:tc>
+          <w:tcPr/>
+          <w:p>
+            <w:pPr>
+              <w:pStyle w:val="Compact"/>
+              <w:jc w:val="left"/>
+            </w:pPr>
+            <w:r>
+              <w:rPr>
+                <w:sz w:val="18"/>
+              </w:rPr>
+              <w:t xml:space="preserve">Method</w:t>
+            </w:r>
+            <w:r>
+              <w:rPr>
+                <w:sz w:val="18"/>
+              </w:rPr>
+              <w:t xml:space="preserve"> </w:t>
+            </w:r>
+            <w:r>
+              <w:rPr>
+                <w:bCs/>
+                <w:b/>
+                <w:sz w:val="18"/>
+              </w:rPr>
+              <w:t xml:space="preserve">A → B → C</w:t>
+            </w:r>
+            <w:r>
+              <w:rPr>
+                <w:sz w:val="18"/>
+              </w:rPr>
+              <w:t xml:space="preserve">, then</w:t>
+            </w:r>
+            <w:r>
+              <w:rPr>
+                <w:sz w:val="18"/>
+              </w:rPr>
+              <w:t xml:space="preserve"> </w:t>
+            </w:r>
+            <w:r>
+              <w:rPr>
+                <w:iCs/>
+                <w:i/>
+                <w:sz w:val="18"/>
+              </w:rPr>
+              <w:t xml:space="preserve">Forecasts</w:t>
+            </w:r>
+            <w:r>
+              <w:rPr>
+                <w:sz w:val="18"/>
+              </w:rPr>
+              <w:t xml:space="preserve"> </w:t>
+            </w:r>
+            <w:r>
+              <w:rPr>
+                <w:sz w:val="18"/>
+              </w:rPr>
+              <w:t xml:space="preserve">tab</w:t>
+            </w:r>
+          </w:p>
+        </w:tc>
+        <w:tc>
+          <w:tcPr/>
+          <w:p>
+            <w:pPr>
+              <w:pStyle w:val="Compact"/>
+              <w:jc w:val="left"/>
+            </w:pPr>
+            <w:r>
+              <w:rPr>
+                <w:sz w:val="18"/>
+              </w:rPr>
+              <w:t xml:space="preserve">B is the most pessimistic; compare each EAC with the real final cost €224,790 (workbook</w:t>
+            </w:r>
+            <w:r>
+              <w:rPr>
+                <w:sz w:val="18"/>
+              </w:rPr>
+              <w:t xml:space="preserve"> </w:t>
+            </w:r>
+            <w:r>
+              <w:rPr>
+                <w:iCs/>
+                <w:i/>
+                <w:sz w:val="18"/>
+              </w:rPr>
+              <w:t xml:space="preserve">Forecast check</w:t>
+            </w:r>
+            <w:r>
+              <w:rPr>
+                <w:sz w:val="18"/>
+              </w:rPr>
+              <w:t xml:space="preserve"> </w:t>
+            </w:r>
+            <w:r>
+              <w:rPr>
+                <w:sz w:val="18"/>
+              </w:rPr>
+              <w:t xml:space="preserve">sheet)</w:t>
             </w:r>
           </w:p>
         </w:tc>
@@ -609,7 +1942,68 @@
               <w:rPr>
                 <w:sz w:val="18"/>
               </w:rPr>
-              <w:t xml:space="preserve">5</w:t>
+              <w:t xml:space="preserve">3:15</w:t>
+            </w:r>
+          </w:p>
+        </w:tc>
+        <w:tc>
+          <w:tcPr/>
+          <w:p>
+            <w:pPr>
+              <w:pStyle w:val="Compact"/>
+              <w:jc w:val="left"/>
+            </w:pPr>
+            <w:r>
+              <w:rPr>
+                <w:iCs/>
+                <w:i/>
+                <w:sz w:val="18"/>
+              </w:rPr>
+              <w:t xml:space="preserve">Commentary</w:t>
+            </w:r>
+            <w:r>
+              <w:rPr>
+                <w:sz w:val="18"/>
+              </w:rPr>
+              <w:t xml:space="preserve"> </w:t>
+            </w:r>
+            <w:r>
+              <w:rPr>
+                <w:sz w:val="18"/>
+              </w:rPr>
+              <w:t xml:space="preserve">tab</w:t>
+            </w:r>
+          </w:p>
+        </w:tc>
+        <w:tc>
+          <w:tcPr/>
+          <w:p>
+            <w:pPr>
+              <w:pStyle w:val="Compact"/>
+              <w:jc w:val="left"/>
+            </w:pPr>
+            <w:r>
+              <w:rPr>
+                <w:sz w:val="18"/>
+              </w:rPr>
+              <w:t xml:space="preserve">Rule-based text: facts, change since last report, forecast, what to investigate; never claims a cause</w:t>
+            </w:r>
+          </w:p>
+        </w:tc>
+      </w:tr>
+      <w:tr>
+        <w:tc>
+          <w:tcPr/>
+          <w:p>
+            <w:pPr>
+              <w:pStyle w:val="Compact"/>
+              <w:jc w:val="left"/>
+            </w:pPr>
+            <w:r>
+              <w:rPr>
+                <w:sz w:val="18"/>
+              </w:rPr>
+              <w:t xml:space="preserve">3:45</w:t>
             </w:r>
           </w:p>
         </w:tc>
@@ -626,52 +2020,84 @@
                 <w:b/>
                 <w:sz w:val="18"/>
               </w:rPr>
-              <w:t xml:space="preserve">Live demo</w:t>
-            </w:r>
-          </w:p>
-        </w:tc>
-        <w:tc>
-          <w:tcPr/>
-          <w:p>
-            <w:pPr>
-              <w:pStyle w:val="Compact"/>
-              <w:jc w:val="left"/>
-            </w:pPr>
-            <w:r>
-              <w:rPr>
-                <w:sz w:val="18"/>
-              </w:rPr>
-              <w:t xml:space="preserve">Overview signboard → Trends → switch forecast method A/B/C → Commentary → Data: upload the faulty file (errors, no load) → load the benchmark example</w:t>
-            </w:r>
-          </w:p>
-        </w:tc>
-        <w:tc>
-          <w:tcPr/>
-          <w:p>
-            <w:pPr>
-              <w:pStyle w:val="Compact"/>
-              <w:jc w:val="left"/>
-            </w:pPr>
-            <w:r>
-              <w:rPr>
-                <w:sz w:val="18"/>
-              </w:rPr>
-              <w:t xml:space="preserve">5:00</w:t>
-            </w:r>
-          </w:p>
-        </w:tc>
-        <w:tc>
-          <w:tcPr/>
-          <w:p>
-            <w:pPr>
-              <w:pStyle w:val="Compact"/>
-              <w:jc w:val="left"/>
-            </w:pPr>
-            <w:r>
-              <w:rPr>
-                <w:sz w:val="18"/>
-              </w:rPr>
-              <w:t xml:space="preserve">Sobhith (driving), Varun (narrating data)</w:t>
+              <w:t xml:space="preserve">← Home</w:t>
+            </w:r>
+            <w:r>
+              <w:rPr>
+                <w:sz w:val="18"/>
+              </w:rPr>
+              <w:t xml:space="preserve"> </w:t>
+            </w:r>
+            <w:r>
+              <w:rPr>
+                <w:sz w:val="18"/>
+              </w:rPr>
+              <w:t xml:space="preserve">→ upload</w:t>
+            </w:r>
+            <w:r>
+              <w:rPr>
+                <w:sz w:val="18"/>
+              </w:rPr>
+              <w:t xml:space="preserve"> </w:t>
+            </w:r>
+            <w:r>
+              <w:rPr>
+                <w:rStyle w:val="VerbatimChar"/>
+                <w:sz w:val="18"/>
+              </w:rPr>
+              <w:t xml:space="preserve">data/demo_files/site_status_sheet.xlsx</w:t>
+            </w:r>
+            <w:r>
+              <w:rPr>
+                <w:sz w:val="18"/>
+              </w:rPr>
+              <w:t xml:space="preserve"> </w:t>
+            </w:r>
+            <w:r>
+              <w:rPr>
+                <w:sz w:val="18"/>
+              </w:rPr>
+              <w:t xml:space="preserve">(Work-Package-Level)</w:t>
+            </w:r>
+          </w:p>
+        </w:tc>
+        <w:tc>
+          <w:tcPr/>
+          <w:p>
+            <w:pPr>
+              <w:pStyle w:val="Compact"/>
+              <w:jc w:val="left"/>
+            </w:pPr>
+            <w:r>
+              <w:rPr>
+                <w:sz w:val="18"/>
+              </w:rPr>
+              <w:t xml:space="preserve">Smart reader: header on row 4, status date above the table, fractions → %, totals row removed, missing actual cost asked for. Optional:</w:t>
+            </w:r>
+            <w:r>
+              <w:rPr>
+                <w:sz w:val="18"/>
+              </w:rPr>
+              <w:t xml:space="preserve"> </w:t>
+            </w:r>
+            <w:r>
+              <w:rPr>
+                <w:rStyle w:val="VerbatimChar"/>
+                <w:sz w:val="18"/>
+              </w:rPr>
+              <w:t xml:space="preserve">site_sheet_with_pv_ev_ac.xlsx</w:t>
+            </w:r>
+            <w:r>
+              <w:rPr>
+                <w:sz w:val="18"/>
+              </w:rPr>
+              <w:t xml:space="preserve"> </w:t>
+            </w:r>
+            <w:r>
+              <w:rPr>
+                <w:sz w:val="18"/>
+              </w:rPr>
+              <w:t xml:space="preserve">shows the row-by-row PV/EV cross-check</w:t>
             </w:r>
           </w:p>
         </w:tc>
@@ -688,375 +2114,88 @@
               <w:rPr>
                 <w:sz w:val="18"/>
               </w:rPr>
-              <w:t xml:space="preserve">6</w:t>
-            </w:r>
-          </w:p>
-        </w:tc>
-        <w:tc>
-          <w:tcPr/>
-          <w:p>
-            <w:pPr>
-              <w:pStyle w:val="Compact"/>
-              <w:jc w:val="left"/>
-            </w:pPr>
-            <w:r>
-              <w:rPr>
-                <w:sz w:val="18"/>
-              </w:rPr>
-              <w:t xml:space="preserve">Forecasting</w:t>
-            </w:r>
-          </w:p>
-        </w:tc>
-        <w:tc>
-          <w:tcPr/>
-          <w:p>
-            <w:pPr>
-              <w:pStyle w:val="Compact"/>
-              <w:jc w:val="left"/>
-            </w:pPr>
-            <w:r>
-              <w:rPr>
-                <w:sz w:val="18"/>
-              </w:rPr>
-              <w:t xml:space="preserve">Four EAC methods and their assumptions; demo project EAC range ₹1,245.5–1,312.7 lakh; TCPI 1.136 vs CPI 0.947 → BAC unlikely</w:t>
-            </w:r>
-          </w:p>
-        </w:tc>
-        <w:tc>
-          <w:tcPr/>
-          <w:p>
-            <w:pPr>
-              <w:pStyle w:val="Compact"/>
-              <w:jc w:val="left"/>
-            </w:pPr>
-            <w:r>
-              <w:rPr>
-                <w:sz w:val="18"/>
-              </w:rPr>
-              <w:t xml:space="preserve">1:30</w:t>
-            </w:r>
-          </w:p>
-        </w:tc>
-        <w:tc>
-          <w:tcPr/>
-          <w:p>
-            <w:pPr>
-              <w:pStyle w:val="Compact"/>
-              <w:jc w:val="left"/>
-            </w:pPr>
-            <w:r>
-              <w:rPr>
-                <w:sz w:val="18"/>
-              </w:rPr>
-              <w:t xml:space="preserve">Prashant</w:t>
-            </w:r>
-          </w:p>
-        </w:tc>
-      </w:tr>
-      <w:tr>
-        <w:tc>
-          <w:tcPr/>
-          <w:p>
-            <w:pPr>
-              <w:pStyle w:val="Compact"/>
-              <w:jc w:val="left"/>
-            </w:pPr>
-            <w:r>
-              <w:rPr>
-                <w:sz w:val="18"/>
-              </w:rPr>
-              <w:t xml:space="preserve">7</w:t>
-            </w:r>
-          </w:p>
-        </w:tc>
-        <w:tc>
-          <w:tcPr/>
-          <w:p>
-            <w:pPr>
-              <w:pStyle w:val="Compact"/>
-              <w:jc w:val="left"/>
-            </w:pPr>
-            <w:r>
-              <w:rPr>
-                <w:sz w:val="18"/>
-              </w:rPr>
-              <w:t xml:space="preserve">Validation</w:t>
-            </w:r>
-          </w:p>
-        </w:tc>
-        <w:tc>
-          <w:tcPr/>
-          <w:p>
-            <w:pPr>
-              <w:pStyle w:val="Compact"/>
-              <w:jc w:val="left"/>
-            </w:pPr>
-            <w:r>
-              <w:rPr>
-                <w:sz w:val="18"/>
-              </w:rPr>
-              <w:t xml:space="preserve">Benchmark P1/P2 by hand; three independent routes; 162/162 comparisons pass at ≤1 paisa; 7/7 injected formula errors caught; edge cases</w:t>
-            </w:r>
-          </w:p>
-        </w:tc>
-        <w:tc>
-          <w:tcPr/>
-          <w:p>
-            <w:pPr>
-              <w:pStyle w:val="Compact"/>
-              <w:jc w:val="left"/>
-            </w:pPr>
-            <w:r>
-              <w:rPr>
-                <w:sz w:val="18"/>
-              </w:rPr>
-              <w:t xml:space="preserve">1:45</w:t>
-            </w:r>
-          </w:p>
-        </w:tc>
-        <w:tc>
-          <w:tcPr/>
-          <w:p>
-            <w:pPr>
-              <w:pStyle w:val="Compact"/>
-              <w:jc w:val="left"/>
-            </w:pPr>
-            <w:r>
-              <w:rPr>
-                <w:sz w:val="18"/>
-              </w:rPr>
-              <w:t xml:space="preserve">Arjun</w:t>
-            </w:r>
-          </w:p>
-        </w:tc>
-      </w:tr>
-      <w:tr>
-        <w:tc>
-          <w:tcPr/>
-          <w:p>
-            <w:pPr>
-              <w:pStyle w:val="Compact"/>
-              <w:jc w:val="left"/>
-            </w:pPr>
-            <w:r>
-              <w:rPr>
-                <w:sz w:val="18"/>
-              </w:rPr>
-              <w:t xml:space="preserve">8</w:t>
-            </w:r>
-          </w:p>
-        </w:tc>
-        <w:tc>
-          <w:tcPr/>
-          <w:p>
-            <w:pPr>
-              <w:pStyle w:val="Compact"/>
-              <w:jc w:val="left"/>
-            </w:pPr>
-            <w:r>
-              <w:rPr>
-                <w:sz w:val="18"/>
-              </w:rPr>
-              <w:t xml:space="preserve">What AI got wrong</w:t>
-            </w:r>
-          </w:p>
-        </w:tc>
-        <w:tc>
-          <w:tcPr/>
-          <w:p>
-            <w:pPr>
-              <w:pStyle w:val="Compact"/>
-              <w:jc w:val="left"/>
-            </w:pPr>
-            <w:r>
-              <w:rPr>
-                <w:sz w:val="18"/>
-              </w:rPr>
-              <w:t xml:space="preserve">Defects D1–D6 and the log miscount; why browser and mutation testing were needed</w:t>
-            </w:r>
-          </w:p>
-        </w:tc>
-        <w:tc>
-          <w:tcPr/>
-          <w:p>
-            <w:pPr>
-              <w:pStyle w:val="Compact"/>
-              <w:jc w:val="left"/>
-            </w:pPr>
-            <w:r>
-              <w:rPr>
-                <w:sz w:val="18"/>
-              </w:rPr>
-              <w:t xml:space="preserve">1:15</w:t>
-            </w:r>
-          </w:p>
-        </w:tc>
-        <w:tc>
-          <w:tcPr/>
-          <w:p>
-            <w:pPr>
-              <w:pStyle w:val="Compact"/>
-              <w:jc w:val="left"/>
-            </w:pPr>
-            <w:r>
-              <w:rPr>
-                <w:sz w:val="18"/>
-              </w:rPr>
-              <w:t xml:space="preserve">Shreyansh</w:t>
-            </w:r>
-          </w:p>
-        </w:tc>
-      </w:tr>
-      <w:tr>
-        <w:tc>
-          <w:tcPr/>
-          <w:p>
-            <w:pPr>
-              <w:pStyle w:val="Compact"/>
-              <w:jc w:val="left"/>
-            </w:pPr>
-            <w:r>
-              <w:rPr>
-                <w:sz w:val="18"/>
-              </w:rPr>
-              <w:t xml:space="preserve">9</w:t>
-            </w:r>
-          </w:p>
-        </w:tc>
-        <w:tc>
-          <w:tcPr/>
-          <w:p>
-            <w:pPr>
-              <w:pStyle w:val="Compact"/>
-              <w:jc w:val="left"/>
-            </w:pPr>
-            <w:r>
-              <w:rPr>
-                <w:sz w:val="18"/>
-              </w:rPr>
-              <w:t xml:space="preserve">Practical relevance and limits</w:t>
-            </w:r>
-          </w:p>
-        </w:tc>
-        <w:tc>
-          <w:tcPr/>
-          <w:p>
-            <w:pPr>
-              <w:pStyle w:val="Compact"/>
-              <w:jc w:val="left"/>
-            </w:pPr>
-            <w:r>
-              <w:rPr>
-                <w:sz w:val="18"/>
-              </w:rPr>
-              <w:t xml:space="preserve">Who would use it; progress measurement is the hard part; SPI caveat; synthetic data; what real use needs</w:t>
-            </w:r>
-          </w:p>
-        </w:tc>
-        <w:tc>
-          <w:tcPr/>
-          <w:p>
-            <w:pPr>
-              <w:pStyle w:val="Compact"/>
-              <w:jc w:val="left"/>
-            </w:pPr>
-            <w:r>
-              <w:rPr>
-                <w:sz w:val="18"/>
-              </w:rPr>
-              <w:t xml:space="preserve">1:00</w:t>
-            </w:r>
-          </w:p>
-        </w:tc>
-        <w:tc>
-          <w:tcPr/>
-          <w:p>
-            <w:pPr>
-              <w:pStyle w:val="Compact"/>
-              <w:jc w:val="left"/>
-            </w:pPr>
-            <w:r>
-              <w:rPr>
-                <w:sz w:val="18"/>
-              </w:rPr>
-              <w:t xml:space="preserve">Varun</w:t>
-            </w:r>
-          </w:p>
-        </w:tc>
-      </w:tr>
-      <w:tr>
-        <w:tc>
-          <w:tcPr/>
-          <w:p>
-            <w:pPr>
-              <w:pStyle w:val="Compact"/>
-              <w:jc w:val="left"/>
-            </w:pPr>
-            <w:r>
-              <w:rPr>
-                <w:sz w:val="18"/>
-              </w:rPr>
-              <w:t xml:space="preserve">10</w:t>
-            </w:r>
-          </w:p>
-        </w:tc>
-        <w:tc>
-          <w:tcPr/>
-          <w:p>
-            <w:pPr>
-              <w:pStyle w:val="Compact"/>
-              <w:jc w:val="left"/>
-            </w:pPr>
-            <w:r>
-              <w:rPr>
-                <w:sz w:val="18"/>
-              </w:rPr>
-              <w:t xml:space="preserve">Conclusions</w:t>
-            </w:r>
-          </w:p>
-        </w:tc>
-        <w:tc>
-          <w:tcPr/>
-          <w:p>
-            <w:pPr>
-              <w:pStyle w:val="Compact"/>
-              <w:jc w:val="left"/>
-            </w:pPr>
-            <w:r>
-              <w:rPr>
-                <w:sz w:val="18"/>
-              </w:rPr>
-              <w:t xml:space="preserve">What we learned; next steps (Earned Schedule, re-baselining, scheduler integration)</w:t>
-            </w:r>
-          </w:p>
-        </w:tc>
-        <w:tc>
-          <w:tcPr/>
-          <w:p>
-            <w:pPr>
-              <w:pStyle w:val="Compact"/>
-              <w:jc w:val="left"/>
-            </w:pPr>
-            <w:r>
-              <w:rPr>
-                <w:sz w:val="18"/>
-              </w:rPr>
-              <w:t xml:space="preserve">0:40</w:t>
-            </w:r>
-          </w:p>
-        </w:tc>
-        <w:tc>
-          <w:tcPr/>
-          <w:p>
-            <w:pPr>
-              <w:pStyle w:val="Compact"/>
-              <w:jc w:val="left"/>
-            </w:pPr>
-            <w:r>
-              <w:rPr>
-                <w:sz w:val="18"/>
-              </w:rPr>
-              <w:t xml:space="preserve">Shreyansh</w:t>
+              <w:t xml:space="preserve">4:30</w:t>
+            </w:r>
+          </w:p>
+        </w:tc>
+        <w:tc>
+          <w:tcPr/>
+          <w:p>
+            <w:pPr>
+              <w:pStyle w:val="Compact"/>
+              <w:jc w:val="left"/>
+            </w:pPr>
+            <w:r>
+              <w:rPr>
+                <w:sz w:val="18"/>
+              </w:rPr>
+              <w:t xml:space="preserve">Upload</w:t>
+            </w:r>
+            <w:r>
+              <w:rPr>
+                <w:sz w:val="18"/>
+              </w:rPr>
+              <w:t xml:space="preserve"> </w:t>
+            </w:r>
+            <w:r>
+              <w:rPr>
+                <w:rStyle w:val="VerbatimChar"/>
+                <w:sz w:val="18"/>
+              </w:rPr>
+              <w:t xml:space="preserve">data/demo_files/faulty_upload_progress.csv</w:t>
+            </w:r>
+            <w:r>
+              <w:rPr>
+                <w:sz w:val="18"/>
+              </w:rPr>
+              <w:t xml:space="preserve"> </w:t>
+            </w:r>
+            <w:r>
+              <w:rPr>
+                <w:sz w:val="18"/>
+              </w:rPr>
+              <w:t xml:space="preserve">(Progress-Based)</w:t>
+            </w:r>
+          </w:p>
+        </w:tc>
+        <w:tc>
+          <w:tcPr/>
+          <w:p>
+            <w:pPr>
+              <w:pStyle w:val="Compact"/>
+              <w:jc w:val="left"/>
+            </w:pPr>
+            <w:r>
+              <w:rPr>
+                <w:sz w:val="18"/>
+              </w:rPr>
+              <w:t xml:space="preserve">Errors name the spreadsheet row and the fix; there is no</w:t>
+            </w:r>
+            <w:r>
+              <w:rPr>
+                <w:sz w:val="18"/>
+              </w:rPr>
+              <w:t xml:space="preserve"> </w:t>
+            </w:r>
+            <w:r>
+              <w:rPr>
+                <w:iCs/>
+                <w:i/>
+                <w:sz w:val="18"/>
+              </w:rPr>
+              <w:t xml:space="preserve">Open dashboard</w:t>
+            </w:r>
+            <w:r>
+              <w:rPr>
+                <w:sz w:val="18"/>
+              </w:rPr>
+              <w:t xml:space="preserve"> </w:t>
+            </w:r>
+            <w:r>
+              <w:rPr>
+                <w:sz w:val="18"/>
+              </w:rPr>
+              <w:t xml:space="preserve">button</w:t>
             </w:r>
           </w:p>
         </w:tc>
@@ -1071,13 +2210,13 @@
           <w:bCs/>
           <w:b/>
         </w:rPr>
-        <w:t xml:space="preserve">Demo safety:</w:t>
+        <w:t xml:space="preserve">Demo safety.</w:t>
       </w:r>
       <w:r>
         <w:t xml:space="preserve"> </w:t>
       </w:r>
       <w:r>
-        <w:t xml:space="preserve">rehearse with the built-in examples; keep</w:t>
+        <w:t xml:space="preserve">Rehearse twice. Open the app once beforehand (Streamlit Cloud can take a minute to wake; run</w:t>
       </w:r>
       <w:r>
         <w:t xml:space="preserve"> </w:t>
@@ -1086,13 +2225,16 @@
         <w:rPr>
           <w:rStyle w:val="VerbatimChar"/>
         </w:rPr>
-        <w:t xml:space="preserve">data/</w:t>
+        <w:t xml:space="preserve">streamlit run app.py</w:t>
       </w:r>
       <w:r>
         <w:t xml:space="preserve"> </w:t>
       </w:r>
       <w:r>
-        <w:t xml:space="preserve">files on the laptop; have screenshots (</w:t>
+        <w:t xml:space="preserve">locally as a backup). Keep the two demo files and the workbook on the desktop. If anything fails, switch to</w:t>
+      </w:r>
+      <w:r>
+        <w:t xml:space="preserve"> </w:t>
       </w:r>
       <w:r>
         <w:rPr>
@@ -1101,7 +2243,10 @@
         <w:t xml:space="preserve">reports/screenshots/</w:t>
       </w:r>
       <w:r>
-        <w:t xml:space="preserve">) as a fallback if the laptop fails; run offline once beforehand.</w:t>
+        <w:t xml:space="preserve"> </w:t>
+      </w:r>
+      <w:r>
+        <w:t xml:space="preserve">and carry on; do not debug live.</w:t>
       </w:r>
     </w:p>
     <w:p>
@@ -1113,15 +2258,28 @@
           <w:bCs/>
           <w:b/>
         </w:rPr>
-        <w:t xml:space="preserve">Backup slides (for questions):</w:t>
+        <w:t xml:space="preserve">Likely questions</w:t>
       </w:r>
       <w:r>
         <w:t xml:space="preserve"> </w:t>
       </w:r>
       <w:r>
-        <w:t xml:space="preserve">benchmark P2 working; formula reference table; health-threshold rules; data dictionary; TCPI identities.</w:t>
+        <w:t xml:space="preserve">(see</w:t>
+      </w:r>
+      <w:r>
+        <w:t xml:space="preserve"> </w:t>
+      </w:r>
+      <w:r>
+        <w:rPr>
+          <w:rStyle w:val="VerbatimChar"/>
+        </w:rPr>
+        <w:t xml:space="preserve">viva_question_bank.md</w:t>
+      </w:r>
+      <w:r>
+        <w:t xml:space="preserve">): SPI = 1.00 at completion for a late project; why method B is highest; TCPI above CPI; weighted vs simple average; undefined vs zero; who is accountable for a decision based on the tool; why no online AI service in the app.</w:t>
       </w:r>
     </w:p>
+    <w:bookmarkEnd w:id="20"/>
     <w:sectPr>
       <w:pgMar w:left="1134" w:right="1134" w:top="1020" w:bottom="1020"/>
     </w:sectPr>
